--- a/public/templates/idoso_inss_rmc.docx
+++ b/public/templates/idoso_inss_rmc.docx
@@ -1527,7 +1527,7 @@
           <w:sz w:val="22"/>
           <w:szCs w:val="22"/>
         </w:rPr>
-        <w:t xml:space="preserve">Inicialmente, a parte requerente informa que, em meados de novembro de 2022, a parte requerente foi contatada por consultora vinculada ao banco requerido, ocasião em que lhe foi oferecida a contratação de </w:t>
+        <w:t xml:space="preserve">Inicialmente, a parte requerente informa que, em meados de ________, a parte requerente foi contatada por consultora vinculada ao banco requerido, ocasião em que lhe foi oferecida a contratação de </w:t>
       </w:r>
       <w:r>
         <w:rPr>
@@ -1555,7 +1555,7 @@
           <w:sz w:val="22"/>
           <w:szCs w:val="22"/>
         </w:rPr>
-        <w:t>R$ 1.515,00 (um mil, quinhentos e quinze reais)</w:t>
+        <w:t>R$ ________ (________)</w:t>
       </w:r>
       <w:r>
         <w:rPr>
@@ -1573,7 +1573,7 @@
           <w:sz w:val="22"/>
           <w:szCs w:val="22"/>
         </w:rPr>
-        <w:t>24 (vinte e quatro) parcelas mensais de R$ 88,29 (oitenta e oito reais e vinte e nove centavos)</w:t>
+        <w:t>________ parcelas mensais de R$ ________ (________)</w:t>
       </w:r>
       <w:r>
         <w:rPr>
@@ -1633,7 +1633,7 @@
           <w:sz w:val="22"/>
           <w:szCs w:val="22"/>
         </w:rPr>
-        <w:t>R$ 2.118,96 (dois mil, cento e dezoito reais e noventa e seis centavos)</w:t>
+        <w:t>R$ ________ (________)</w:t>
       </w:r>
       <w:r>
         <w:rPr>
@@ -1641,7 +1641,7 @@
           <w:sz w:val="22"/>
           <w:szCs w:val="22"/>
         </w:rPr>
-        <w:t xml:space="preserve">, com início dos descontos em dezembro de 2022 e término previsto para novembro de 2024, mediante abatimento direto em folha de pagamento da requerente. </w:t>
+        <w:t xml:space="preserve">, com início dos descontos em ________ e término previsto para ________, mediante abatimento direto em folha de pagamento da requerente. </w:t>
       </w:r>
     </w:p>
     <w:p>
@@ -1735,7 +1735,7 @@
           <w:sz w:val="22"/>
           <w:szCs w:val="22"/>
         </w:rPr>
-        <w:t>39 (trinta e nove) parcelas</w:t>
+        <w:t>________ parcelas</w:t>
       </w:r>
       <w:r>
         <w:rPr>
@@ -1753,7 +1753,7 @@
           <w:sz w:val="22"/>
           <w:szCs w:val="22"/>
         </w:rPr>
-        <w:t>R$ 3.436,86 (três mil, quatrocentos e trinta e seis reais e oitenta e seis centavos)</w:t>
+        <w:t>R$ ________ (________)</w:t>
       </w:r>
       <w:r>
         <w:rPr>
@@ -1771,7 +1771,7 @@
           <w:sz w:val="22"/>
           <w:szCs w:val="22"/>
         </w:rPr>
-        <w:t>dezembro de 2022 e fevereiro de 2026</w:t>
+        <w:t>________ e fevereiro de 2026</w:t>
       </w:r>
       <w:r>
         <w:rPr>
@@ -2004,7 +2004,7 @@
           <w:szCs w:val="22"/>
         </w:rPr>
         <w:lastRenderedPageBreak/>
-        <w:t>A parte requerente reconhece como legítimo o valor originalmente contratado, qual seja, R$ 2.118,96, entretanto, conforme amplamente demonstrado, referido montante foi integralmente adimplido em novembro de 2024. Assim, todos os descontos efetuados após essa data revelam-se indevidos, ocasionando severos prejuízos financeiros e transtornos de ordem moral à consumidora.</w:t>
+        <w:t>A parte requerente reconhece como legítimo o valor originalmente contratado, qual seja, R$ ________, entretanto, conforme amplamente demonstrado, referido montante foi integralmente adimplido em ________. Assim, todos os descontos efetuados após essa data revelam-se indevidos, ocasionando severos prejuízos financeiros e transtornos de ordem moral à consumidora.</w:t>
       </w:r>
     </w:p>
     <w:p>
@@ -8632,7 +8632,7 @@
           <w:color w:val="000000"/>
           <w:lang w:val="pt-BR"/>
         </w:rPr>
-        <w:t>a quitação do saldo devedor ocorreu no mês de novembro de 2024</w:t>
+        <w:t>a quitação do saldo devedor ocorreu no mês de ________</w:t>
       </w:r>
       <w:r>
         <w:rPr>
@@ -9139,7 +9139,7 @@
           <w:color w:val="000000"/>
           <w:lang w:val="pt-BR"/>
         </w:rPr>
-        <w:t xml:space="preserve">Na improvável hipótese de não reconhecimento da quitação integral do contrato em novembro de 2024, requer-se, </w:t>
+        <w:t xml:space="preserve">Na improvável hipótese de não reconhecimento da quitação integral do contrato em ________, requer-se, </w:t>
       </w:r>
       <w:r>
         <w:rPr>
@@ -9812,7 +9812,7 @@
           <w:color w:val="000000"/>
           <w:lang w:val="pt-BR"/>
         </w:rPr>
-        <w:t>quitação integral da dívida em novembro de 2024</w:t>
+        <w:t>quitação integral da dívida em ________</w:t>
       </w:r>
       <w:r>
         <w:rPr>
@@ -9862,15 +9862,15 @@
           <w:color w:val="000000"/>
           <w:lang w:val="pt-BR"/>
         </w:rPr>
-        <w:t>R$ 2.118,96,</w:t>
-      </w:r>
-      <w:r>
-        <w:rPr>
-          <w:rFonts w:cs="Calibri"/>
-          <w:color w:val="000000"/>
-          <w:lang w:val="pt-BR"/>
-        </w:rPr>
-        <w:t xml:space="preserve"> o qual foi integralmente quitado no mês de novembro de 2024. Todavia, não obstante a extinção da obrigação, o banco requerido </w:t>
+        <w:t>R$ ________,</w:t>
+      </w:r>
+      <w:r>
+        <w:rPr>
+          <w:rFonts w:cs="Calibri"/>
+          <w:color w:val="000000"/>
+          <w:lang w:val="pt-BR"/>
+        </w:rPr>
+        <w:t xml:space="preserve"> o qual foi integralmente quitado no mês de ________. Todavia, não obstante a extinção da obrigação, o banco requerido </w:t>
       </w:r>
       <w:r>
         <w:rPr>
@@ -10960,7 +10960,7 @@
           <w:color w:val="000000"/>
           <w:lang w:val="pt-BR" w:eastAsia="zh-CN" w:bidi="hi-IN"/>
         </w:rPr>
-        <w:t>empréstimo consignado no valor de aproximadamente R$ 1.515,00 (um mil, quinhentos e quinze reais)</w:t>
+        <w:t>empréstimo consignado no valor de aproximadamente R$ ________ (________)</w:t>
       </w:r>
       <w:r>
         <w:rPr>
@@ -10968,7 +10968,7 @@
           <w:color w:val="000000"/>
           <w:lang w:val="pt-BR" w:eastAsia="zh-CN" w:bidi="hi-IN"/>
         </w:rPr>
-        <w:t xml:space="preserve">, em meados de novembro de 2022, com liberação do valor em sua conta corrente. O contrato previa o pagamento em </w:t>
+        <w:t xml:space="preserve">, em meados de ________, com liberação do valor em sua conta corrente. O contrato previa o pagamento em </w:t>
       </w:r>
       <w:r>
         <w:rPr>
@@ -10978,7 +10978,7 @@
           <w:color w:val="000000"/>
           <w:lang w:val="pt-BR" w:eastAsia="zh-CN" w:bidi="hi-IN"/>
         </w:rPr>
-        <w:t>24 (vinte e quatro) parcelas de R$ 88,29 (oitenta e oito reais e vinte e nove centavos)</w:t>
+        <w:t>24 (vinte e quatro) parcelas de R$ ________ (oitenta e oito reais e vinte e nove centavos)</w:t>
       </w:r>
       <w:r>
         <w:rPr>
@@ -11030,7 +11030,7 @@
           <w:color w:val="000000"/>
           <w:lang w:val="pt-BR" w:eastAsia="zh-CN" w:bidi="hi-IN"/>
         </w:rPr>
-        <w:t>mesmo após a quitação integral do saldo devedor em novembro de 2024</w:t>
+        <w:t>mesmo após a quitação integral do saldo devedor em ________</w:t>
       </w:r>
       <w:r>
         <w:rPr>
@@ -14906,7 +14906,7 @@
           <w:color w:val="000000"/>
           <w:lang w:val="pt-BR"/>
         </w:rPr>
-        <w:t>i.3) Determinar a baixa do contrato de cartão de crédito consignado ou empréstimo consignado, declarando a inexigibilidade dos débitos posteriores à quitação efetivada em novembro de 2024 ou, caso assim não entenda Vossa Excelência, que seja decretada a rescisão contratual;</w:t>
+        <w:t>i.3) Determinar a baixa do contrato de cartão de crédito consignado ou empréstimo consignado, declarando a inexigibilidade dos débitos posteriores à quitação efetivada em ________ ou, caso assim não entenda Vossa Excelência, que seja decretada a rescisão contratual;</w:t>
       </w:r>
     </w:p>
     <w:p>
